--- a/eng/docx/45.content.docx
+++ b/eng/docx/45.content.docx
@@ -136,13 +136,6 @@
         <w:rPr>
           <w:lang w:val="en_US" w:bidi="en_US"/>
         </w:rPr>
-      </w:r>
-      <w:r>
-        <w:rPr>
-          <w:i/>
-          <w:lang w:val="en_US" w:bidi="en_US"/>
-        </w:rPr>
-        <w:t>Romans 1:1–2, Romans 1:3, Romans 1:4, Romans 1:5, Romans 1:8, Romans 1:11, Romans 1:13, Romans 1:16, Romans 1:17, Romans 1:18–19, Romans 1:20, Romans 1:20 (#2), Romans 1:21, Romans 1:24, Romans 1:26–27, Romans 1:28, Romans 1:29, Romans 1:32, Romans 1:32 (#2), Romans 2:1, Romans 2:2, Romans 2:4, Romans 2:5, Romans 2:7, Romans 2:8–9, Romans 2:12, Romans 2:13, Romans 2:14, Romans 2:21, Romans 2:21–22, Romans 2:23–24, Romans 2:25, Romans 2:26, Romans 2:28–29, Romans 2:29, Romans 3:1–2, Romans 3:4, Romans 3:5–6, Romans 3:8, Romans 3:9–10, Romans 3:11, Romans 3:20, Romans 3:20 (#2), Romans 3:21, Romans 3:22, Romans 3:24, Romans 3:25, Romans 3:26, Romans 3:28, Romans 3:30, Romans 3:31, Romans 4:2, Romans 4:3, Romans 4:5, Romans 4:6–8, Romans 4:9–10, Romans 4:11–12, Romans 4:13, Romans 4:14, Romans 4:16, Romans 4:17, Romans 4:18, Romans 4:18–19, Romans 4:20, Romans 4:23–24, Romans 4:25, Romans 5:1, Romans 5:3–4, Romans 5:8, Romans 5:9, Romans 5:10, Romans 5:12, Romans 5:14, Romans 5:15, Romans 5:16, Romans 5:17, Romans 5:19, Romans 5:20, Romans 5:20 (#2), Romans 6:1–2, Romans 6:3, Romans 6:4, Romans 6:5, Romans 6:6, Romans 6:9, Romans 6:10, Romans 6:10–11, Romans 6:10–11 (#2), Romans 6:13, Romans 6:14, Romans 6:18–19, Romans 6:22, Romans 6:23, Romans 6:23 (#2), Romans 7:1, Romans 7:2, Romans 7:3, Romans 7:4, Romans 7:4 (#2), Romans 7:7, Romans 7:7 (#2), Romans 7:8, Romans 7:12, Romans 7:13, Romans 7:16, Romans 7:17, Romans 7:18, Romans 7:21, Romans 7:22, Romans 7:23, Romans 7:25, Romans 8:2, Romans 8:3, Romans 8:4–5, Romans 8:7, Romans 8:9, Romans 8:11, Romans 8:14, Romans 8:15, Romans 8:17, Romans 8:18–19, Romans 8:21, Romans 8:21 (#2), Romans 8:23–25, Romans 8:26–27, Romans 8:28, Romans 8:29, Romans 8:30, Romans 8:32, Romans 8:34, Romans 8:37, Romans 8:39, Romans 9:3, Romans 9:4, Romans 9:6–7, Romans 9:8, Romans 9:8 (#2), Romans 9:10–12, Romans 9:14–16, Romans 9:16, Romans 9:20, Romans 9:22, Romans 9:23, Romans 9:24, Romans 9:27, Romans 9:30, Romans 9:32, Romans 9:32–33, Romans 9:33, Romans 10:1, Romans 10:3, Romans 10:3 (#2), Romans 10:4, Romans 10:8, Romans 10:9, Romans 10:13, Romans 10:14–15, Romans 10:17, Romans 10:18, Romans 10:19, Romans 10:21, Romans 11:1, Romans 11:5, Romans 11:7, Romans 11:8, Romans 11:11, Romans 11:11 (#2), Romans 11:13–17, Romans 11:18, Romans 11:20–21, Romans 11:23–24, Romans 11:25, Romans 11:28–29, Romans 11:30–32, Romans 11:30–32 (#2), Romans 11:33–34, Romans 11:36, Romans 12:1, Romans 12:2, Romans 12:3, Romans 12:4–5, Romans 12:6, Romans 12:10, Romans 12:13, Romans 12:14, Romans 12:16, Romans 12:18, Romans 12:19, Romans 12:21, Romans 13:1, Romans 13:2, Romans 13:3, Romans 13:4, Romans 13:6, Romans 13:8, Romans 13:8 (#2), Romans 13:9, Romans 13:10, Romans 13:12, Romans 13:13, Romans 13:14, Romans 14:2, Romans 14:3, Romans 14:3–4, Romans 14:5, Romans 14:7–8, Romans 14:10, Romans 14:13, Romans 14:14, Romans 14:17, Romans 14:21, Romans 14:23, Romans 15:1–2, Romans 15:3, Romans 15:4, Romans 15:5, Romans 15:8–9, Romans 15:10–11, Romans 15:13, Romans 15:16, Romans 15:18–19, Romans 15:20–21, Romans 15:24, Romans 15:25, Romans 15:27, Romans 15:31, Romans 16:1–2, Romans 16:4, Romans 16:5, Romans 16:7, Romans 16:16, Romans 16:17, Romans 16:17–18, Romans 16:19, Romans 16:20, Romans 16:22, Romans 16:23, Romans 16:25–26, Romans 16:26</w:t>
       </w:r>
       <w:r>
         <w:rPr>

--- a/eng/docx/45.content.docx
+++ b/eng/docx/45.content.docx
@@ -123,19 +123,6 @@
           <w:lang w:val="en_US" w:bidi="en_US"/>
         </w:rPr>
         <w:t>ROM</w:t>
-      </w:r>
-      <w:r>
-        <w:rPr>
-          <w:lang w:val="en_US" w:bidi="en_US"/>
-        </w:rPr>
-      </w:r>
-    </w:p>
-    <w:p>
-      <w:pPr/>
-      <w:r>
-        <w:rPr>
-          <w:lang w:val="en_US" w:bidi="en_US"/>
-        </w:rPr>
       </w:r>
       <w:r>
         <w:rPr>

--- a/eng/docx/45.content.docx
+++ b/eng/docx/45.content.docx
@@ -19,7 +19,7 @@
         <w:rPr>
           <w:lang w:val="en_US" w:bidi="en_US"/>
         </w:rPr>
-        <w:t>Resource: Translation Questions (unfoldingWord)</w:t>
+        <w:t>Resource: unfoldingWord® Translation Questions</w:t>
       </w:r>
       <w:r>
         <w:rPr>
@@ -85,7 +85,7 @@
         <w:rPr>
           <w:lang w:val="en_US" w:bidi="en_US"/>
         </w:rPr>
-        <w:t>Translation Questions (unfoldingWord)</w:t>
+        <w:t>unfoldingWord® Translation Questions</w:t>
       </w:r>
     </w:p>
     <w:p>

--- a/eng/docx/45.content.docx
+++ b/eng/docx/45.content.docx
@@ -185,7 +185,7 @@
         <w:rPr>
           <w:lang w:val="en_US" w:bidi="en_US"/>
         </w:rPr>
-        <w:t>Romans 1:1–2</w:t>
+        <w:t>Romans 1:1–2 (#1)</w:t>
       </w:r>
       <w:r>
         <w:rPr>
@@ -248,7 +248,7 @@
         <w:rPr>
           <w:lang w:val="en_US" w:bidi="en_US"/>
         </w:rPr>
-        <w:t>Romans 1:3</w:t>
+        <w:t>Romans 1:3 (#1)</w:t>
       </w:r>
       <w:r>
         <w:rPr>
@@ -311,7 +311,7 @@
         <w:rPr>
           <w:lang w:val="en_US" w:bidi="en_US"/>
         </w:rPr>
-        <w:t>Romans 1:4</w:t>
+        <w:t>Romans 1:4 (#1)</w:t>
       </w:r>
       <w:r>
         <w:rPr>
@@ -374,7 +374,7 @@
         <w:rPr>
           <w:lang w:val="en_US" w:bidi="en_US"/>
         </w:rPr>
-        <w:t>Romans 1:5</w:t>
+        <w:t>Romans 1:5 (#1)</w:t>
       </w:r>
       <w:r>
         <w:rPr>
@@ -437,7 +437,7 @@
         <w:rPr>
           <w:lang w:val="en_US" w:bidi="en_US"/>
         </w:rPr>
-        <w:t>Romans 1:8</w:t>
+        <w:t>Romans 1:8 (#1)</w:t>
       </w:r>
       <w:r>
         <w:rPr>
@@ -500,7 +500,7 @@
         <w:rPr>
           <w:lang w:val="en_US" w:bidi="en_US"/>
         </w:rPr>
-        <w:t>Romans 1:11</w:t>
+        <w:t>Romans 1:11 (#1)</w:t>
       </w:r>
       <w:r>
         <w:rPr>
@@ -563,7 +563,7 @@
         <w:rPr>
           <w:lang w:val="en_US" w:bidi="en_US"/>
         </w:rPr>
-        <w:t>Romans 1:13</w:t>
+        <w:t>Romans 1:13 (#1)</w:t>
       </w:r>
       <w:r>
         <w:rPr>
@@ -626,7 +626,7 @@
         <w:rPr>
           <w:lang w:val="en_US" w:bidi="en_US"/>
         </w:rPr>
-        <w:t>Romans 1:16</w:t>
+        <w:t>Romans 1:16 (#1)</w:t>
       </w:r>
       <w:r>
         <w:rPr>
@@ -689,7 +689,7 @@
         <w:rPr>
           <w:lang w:val="en_US" w:bidi="en_US"/>
         </w:rPr>
-        <w:t>Romans 1:17</w:t>
+        <w:t>Romans 1:17 (#1)</w:t>
       </w:r>
       <w:r>
         <w:rPr>
@@ -723,36 +723,36 @@
         <w:rPr>
           <w:lang w:val="en_US" w:bidi="en_US"/>
         </w:rPr>
-        <w:t>Paul quotes the scripture, “The righteous will live by faith”.</w:t>
-      </w:r>
-      <w:r>
-        <w:rPr>
-          <w:lang w:val="en_US" w:bidi="en_US"/>
-        </w:rPr>
-      </w:r>
-      <w:r>
-        <w:rPr>
-          <w:lang w:val="en_US" w:bidi="en_US"/>
-        </w:rPr>
-      </w:r>
-    </w:p>
-    <w:p>
-      <w:pPr/>
-      <w:r>
-        <w:rPr>
-          <w:lang w:val="en_US" w:bidi="en_US"/>
-        </w:rPr>
-      </w:r>
-    </w:p>
-    <w:p>
-      <w:pPr>
-        <w:pStyle w:val="Heading2"/>
-      </w:pPr>
-      <w:r>
-        <w:rPr>
-          <w:lang w:val="en_US" w:bidi="en_US"/>
-        </w:rPr>
-        <w:t>Romans 1:18–19</w:t>
+        <w:t>Paul quotes the scripture, “The righteous will live by faith.”</w:t>
+      </w:r>
+      <w:r>
+        <w:rPr>
+          <w:lang w:val="en_US" w:bidi="en_US"/>
+        </w:rPr>
+      </w:r>
+      <w:r>
+        <w:rPr>
+          <w:lang w:val="en_US" w:bidi="en_US"/>
+        </w:rPr>
+      </w:r>
+    </w:p>
+    <w:p>
+      <w:pPr/>
+      <w:r>
+        <w:rPr>
+          <w:lang w:val="en_US" w:bidi="en_US"/>
+        </w:rPr>
+      </w:r>
+    </w:p>
+    <w:p>
+      <w:pPr>
+        <w:pStyle w:val="Heading2"/>
+      </w:pPr>
+      <w:r>
+        <w:rPr>
+          <w:lang w:val="en_US" w:bidi="en_US"/>
+        </w:rPr>
+        <w:t>Romans 1:18–19 (#1)</w:t>
       </w:r>
       <w:r>
         <w:rPr>
@@ -815,7 +815,7 @@
         <w:rPr>
           <w:lang w:val="en_US" w:bidi="en_US"/>
         </w:rPr>
-        <w:t>Romans 1:20</w:t>
+        <w:t>Romans 1:20 (#1)</w:t>
       </w:r>
       <w:r>
         <w:rPr>
@@ -941,7 +941,7 @@
         <w:rPr>
           <w:lang w:val="en_US" w:bidi="en_US"/>
         </w:rPr>
-        <w:t>Romans 1:21</w:t>
+        <w:t>Romans 1:21 (#1)</w:t>
       </w:r>
       <w:r>
         <w:rPr>
@@ -1004,7 +1004,7 @@
         <w:rPr>
           <w:lang w:val="en_US" w:bidi="en_US"/>
         </w:rPr>
-        <w:t>Romans 1:24</w:t>
+        <w:t>Romans 1:24 (#1)</w:t>
       </w:r>
       <w:r>
         <w:rPr>
@@ -1067,7 +1067,7 @@
         <w:rPr>
           <w:lang w:val="en_US" w:bidi="en_US"/>
         </w:rPr>
-        <w:t>Romans 1:26–27</w:t>
+        <w:t>Romans 1:26–27 (#1)</w:t>
       </w:r>
       <w:r>
         <w:rPr>
@@ -1130,7 +1130,7 @@
         <w:rPr>
           <w:lang w:val="en_US" w:bidi="en_US"/>
         </w:rPr>
-        <w:t>Romans 1:28</w:t>
+        <w:t>Romans 1:28 (#1)</w:t>
       </w:r>
       <w:r>
         <w:rPr>
@@ -1193,7 +1193,7 @@
         <w:rPr>
           <w:lang w:val="en_US" w:bidi="en_US"/>
         </w:rPr>
-        <w:t>Romans 1:29</w:t>
+        <w:t>Romans 1:29 (#1)</w:t>
       </w:r>
       <w:r>
         <w:rPr>
@@ -1256,7 +1256,7 @@
         <w:rPr>
           <w:lang w:val="en_US" w:bidi="en_US"/>
         </w:rPr>
-        <w:t>Romans 1:32</w:t>
+        <w:t>Romans 1:32 (#1)</w:t>
       </w:r>
       <w:r>
         <w:rPr>
@@ -1382,7 +1382,7 @@
         <w:rPr>
           <w:lang w:val="en_US" w:bidi="en_US"/>
         </w:rPr>
-        <w:t>Romans 2:1</w:t>
+        <w:t>Romans 2:1 (#1)</w:t>
       </w:r>
       <w:r>
         <w:rPr>
@@ -1445,7 +1445,7 @@
         <w:rPr>
           <w:lang w:val="en_US" w:bidi="en_US"/>
         </w:rPr>
-        <w:t>Romans 2:2</w:t>
+        <w:t>Romans 2:2 (#1)</w:t>
       </w:r>
       <w:r>
         <w:rPr>
@@ -1508,7 +1508,7 @@
         <w:rPr>
           <w:lang w:val="en_US" w:bidi="en_US"/>
         </w:rPr>
-        <w:t>Romans 2:4</w:t>
+        <w:t>Romans 2:4 (#1)</w:t>
       </w:r>
       <w:r>
         <w:rPr>
@@ -1571,7 +1571,7 @@
         <w:rPr>
           <w:lang w:val="en_US" w:bidi="en_US"/>
         </w:rPr>
-        <w:t>Romans 2:5</w:t>
+        <w:t>Romans 2:5 (#1)</w:t>
       </w:r>
       <w:r>
         <w:rPr>
@@ -1634,7 +1634,7 @@
         <w:rPr>
           <w:lang w:val="en_US" w:bidi="en_US"/>
         </w:rPr>
-        <w:t>Romans 2:7</w:t>
+        <w:t>Romans 2:7 (#1)</w:t>
       </w:r>
       <w:r>
         <w:rPr>
@@ -1697,7 +1697,7 @@
         <w:rPr>
           <w:lang w:val="en_US" w:bidi="en_US"/>
         </w:rPr>
-        <w:t>Romans 2:8–9</w:t>
+        <w:t>Romans 2:8–9 (#1)</w:t>
       </w:r>
       <w:r>
         <w:rPr>
@@ -1760,7 +1760,7 @@
         <w:rPr>
           <w:lang w:val="en_US" w:bidi="en_US"/>
         </w:rPr>
-        <w:t>Romans 2:12</w:t>
+        <w:t>Romans 2:12 (#1)</w:t>
       </w:r>
       <w:r>
         <w:rPr>
@@ -1823,7 +1823,7 @@
         <w:rPr>
           <w:lang w:val="en_US" w:bidi="en_US"/>
         </w:rPr>
-        <w:t>Romans 2:13</w:t>
+        <w:t>Romans 2:13 (#1)</w:t>
       </w:r>
       <w:r>
         <w:rPr>
@@ -1886,7 +1886,7 @@
         <w:rPr>
           <w:lang w:val="en_US" w:bidi="en_US"/>
         </w:rPr>
-        <w:t>Romans 2:14</w:t>
+        <w:t>Romans 2:14 (#1)</w:t>
       </w:r>
       <w:r>
         <w:rPr>
@@ -1949,7 +1949,7 @@
         <w:rPr>
           <w:lang w:val="en_US" w:bidi="en_US"/>
         </w:rPr>
-        <w:t>Romans 2:21</w:t>
+        <w:t>Romans 2:21 (#1)</w:t>
       </w:r>
       <w:r>
         <w:rPr>
@@ -2012,7 +2012,7 @@
         <w:rPr>
           <w:lang w:val="en_US" w:bidi="en_US"/>
         </w:rPr>
-        <w:t>Romans 2:21–22</w:t>
+        <w:t>Romans 2:21–22 (#1)</w:t>
       </w:r>
       <w:r>
         <w:rPr>
@@ -2075,7 +2075,7 @@
         <w:rPr>
           <w:lang w:val="en_US" w:bidi="en_US"/>
         </w:rPr>
-        <w:t>Romans 2:23–24</w:t>
+        <w:t>Romans 2:23–24 (#1)</w:t>
       </w:r>
       <w:r>
         <w:rPr>
@@ -2138,7 +2138,7 @@
         <w:rPr>
           <w:lang w:val="en_US" w:bidi="en_US"/>
         </w:rPr>
-        <w:t>Romans 2:25</w:t>
+        <w:t>Romans 2:25 (#1)</w:t>
       </w:r>
       <w:r>
         <w:rPr>
@@ -2201,7 +2201,7 @@
         <w:rPr>
           <w:lang w:val="en_US" w:bidi="en_US"/>
         </w:rPr>
-        <w:t>Romans 2:26</w:t>
+        <w:t>Romans 2:26 (#1)</w:t>
       </w:r>
       <w:r>
         <w:rPr>
@@ -2264,7 +2264,7 @@
         <w:rPr>
           <w:lang w:val="en_US" w:bidi="en_US"/>
         </w:rPr>
-        <w:t>Romans 2:28–29</w:t>
+        <w:t>Romans 2:28–29 (#1)</w:t>
       </w:r>
       <w:r>
         <w:rPr>
@@ -2327,7 +2327,7 @@
         <w:rPr>
           <w:lang w:val="en_US" w:bidi="en_US"/>
         </w:rPr>
-        <w:t>Romans 2:29</w:t>
+        <w:t>Romans 2:29 (#1)</w:t>
       </w:r>
       <w:r>
         <w:rPr>
@@ -2390,7 +2390,7 @@
         <w:rPr>
           <w:lang w:val="en_US" w:bidi="en_US"/>
         </w:rPr>
-        <w:t>Romans 3:1–2</w:t>
+        <w:t>Romans 3:1–2 (#1)</w:t>
       </w:r>
       <w:r>
         <w:rPr>
@@ -2453,7 +2453,7 @@
         <w:rPr>
           <w:lang w:val="en_US" w:bidi="en_US"/>
         </w:rPr>
-        <w:t>Romans 3:4</w:t>
+        <w:t>Romans 3:4 (#1)</w:t>
       </w:r>
       <w:r>
         <w:rPr>
@@ -2516,7 +2516,7 @@
         <w:rPr>
           <w:lang w:val="en_US" w:bidi="en_US"/>
         </w:rPr>
-        <w:t>Romans 3:5–6</w:t>
+        <w:t>Romans 3:5–6 (#1)</w:t>
       </w:r>
       <w:r>
         <w:rPr>
@@ -2579,7 +2579,7 @@
         <w:rPr>
           <w:lang w:val="en_US" w:bidi="en_US"/>
         </w:rPr>
-        <w:t>Romans 3:8</w:t>
+        <w:t>Romans 3:8 (#1)</w:t>
       </w:r>
       <w:r>
         <w:rPr>
@@ -2642,7 +2642,7 @@
         <w:rPr>
           <w:lang w:val="en_US" w:bidi="en_US"/>
         </w:rPr>
-        <w:t>Romans 3:9–10</w:t>
+        <w:t>Romans 3:9–10 (#1)</w:t>
       </w:r>
       <w:r>
         <w:rPr>
@@ -2705,7 +2705,7 @@
         <w:rPr>
           <w:lang w:val="en_US" w:bidi="en_US"/>
         </w:rPr>
-        <w:t>Romans 3:11</w:t>
+        <w:t>Romans 3:11 (#1)</w:t>
       </w:r>
       <w:r>
         <w:rPr>
@@ -2768,7 +2768,7 @@
         <w:rPr>
           <w:lang w:val="en_US" w:bidi="en_US"/>
         </w:rPr>
-        <w:t>Romans 3:20</w:t>
+        <w:t>Romans 3:20 (#1)</w:t>
       </w:r>
       <w:r>
         <w:rPr>
@@ -2894,7 +2894,7 @@
         <w:rPr>
           <w:lang w:val="en_US" w:bidi="en_US"/>
         </w:rPr>
-        <w:t>Romans 3:21</w:t>
+        <w:t>Romans 3:21 (#1)</w:t>
       </w:r>
       <w:r>
         <w:rPr>
@@ -2957,7 +2957,7 @@
         <w:rPr>
           <w:lang w:val="en_US" w:bidi="en_US"/>
         </w:rPr>
-        <w:t>Romans 3:22</w:t>
+        <w:t>Romans 3:22 (#1)</w:t>
       </w:r>
       <w:r>
         <w:rPr>
@@ -3020,7 +3020,7 @@
         <w:rPr>
           <w:lang w:val="en_US" w:bidi="en_US"/>
         </w:rPr>
-        <w:t>Romans 3:24</w:t>
+        <w:t>Romans 3:24 (#1)</w:t>
       </w:r>
       <w:r>
         <w:rPr>
@@ -3083,7 +3083,7 @@
         <w:rPr>
           <w:lang w:val="en_US" w:bidi="en_US"/>
         </w:rPr>
-        <w:t>Romans 3:25</w:t>
+        <w:t>Romans 3:25 (#1)</w:t>
       </w:r>
       <w:r>
         <w:rPr>
@@ -3146,7 +3146,7 @@
         <w:rPr>
           <w:lang w:val="en_US" w:bidi="en_US"/>
         </w:rPr>
-        <w:t>Romans 3:26</w:t>
+        <w:t>Romans 3:26 (#1)</w:t>
       </w:r>
       <w:r>
         <w:rPr>
@@ -3209,7 +3209,7 @@
         <w:rPr>
           <w:lang w:val="en_US" w:bidi="en_US"/>
         </w:rPr>
-        <w:t>Romans 3:28</w:t>
+        <w:t>Romans 3:28 (#1)</w:t>
       </w:r>
       <w:r>
         <w:rPr>
@@ -3272,7 +3272,7 @@
         <w:rPr>
           <w:lang w:val="en_US" w:bidi="en_US"/>
         </w:rPr>
-        <w:t>Romans 3:30</w:t>
+        <w:t>Romans 3:30 (#1)</w:t>
       </w:r>
       <w:r>
         <w:rPr>
@@ -3335,7 +3335,7 @@
         <w:rPr>
           <w:lang w:val="en_US" w:bidi="en_US"/>
         </w:rPr>
-        <w:t>Romans 3:31</w:t>
+        <w:t>Romans 3:31 (#1)</w:t>
       </w:r>
       <w:r>
         <w:rPr>
@@ -3398,7 +3398,7 @@
         <w:rPr>
           <w:lang w:val="en_US" w:bidi="en_US"/>
         </w:rPr>
-        <w:t>Romans 4:2</w:t>
+        <w:t>Romans 4:2 (#1)</w:t>
       </w:r>
       <w:r>
         <w:rPr>
@@ -3461,7 +3461,7 @@
         <w:rPr>
           <w:lang w:val="en_US" w:bidi="en_US"/>
         </w:rPr>
-        <w:t>Romans 4:3</w:t>
+        <w:t>Romans 4:3 (#1)</w:t>
       </w:r>
       <w:r>
         <w:rPr>
@@ -3524,7 +3524,7 @@
         <w:rPr>
           <w:lang w:val="en_US" w:bidi="en_US"/>
         </w:rPr>
-        <w:t>Romans 4:5</w:t>
+        <w:t>Romans 4:5 (#1)</w:t>
       </w:r>
       <w:r>
         <w:rPr>
@@ -3587,7 +3587,7 @@
         <w:rPr>
           <w:lang w:val="en_US" w:bidi="en_US"/>
         </w:rPr>
-        <w:t>Romans 4:6–8</w:t>
+        <w:t>Romans 4:6–8 (#1)</w:t>
       </w:r>
       <w:r>
         <w:rPr>
@@ -3650,7 +3650,7 @@
         <w:rPr>
           <w:lang w:val="en_US" w:bidi="en_US"/>
         </w:rPr>
-        <w:t>Romans 4:9–10</w:t>
+        <w:t>Romans 4:9–10 (#1)</w:t>
       </w:r>
       <w:r>
         <w:rPr>
@@ -3713,7 +3713,7 @@
         <w:rPr>
           <w:lang w:val="en_US" w:bidi="en_US"/>
         </w:rPr>
-        <w:t>Romans 4:11–12</w:t>
+        <w:t>Romans 4:11–12 (#1)</w:t>
       </w:r>
       <w:r>
         <w:rPr>
@@ -3776,7 +3776,7 @@
         <w:rPr>
           <w:lang w:val="en_US" w:bidi="en_US"/>
         </w:rPr>
-        <w:t>Romans 4:13</w:t>
+        <w:t>Romans 4:13 (#1)</w:t>
       </w:r>
       <w:r>
         <w:rPr>
@@ -3839,7 +3839,7 @@
         <w:rPr>
           <w:lang w:val="en_US" w:bidi="en_US"/>
         </w:rPr>
-        <w:t>Romans 4:14</w:t>
+        <w:t>Romans 4:14 (#1)</w:t>
       </w:r>
       <w:r>
         <w:rPr>
@@ -3902,7 +3902,7 @@
         <w:rPr>
           <w:lang w:val="en_US" w:bidi="en_US"/>
         </w:rPr>
-        <w:t>Romans 4:16</w:t>
+        <w:t>Romans 4:16 (#1)</w:t>
       </w:r>
       <w:r>
         <w:rPr>
@@ -3965,7 +3965,7 @@
         <w:rPr>
           <w:lang w:val="en_US" w:bidi="en_US"/>
         </w:rPr>
-        <w:t>Romans 4:17</w:t>
+        <w:t>Romans 4:17 (#1)</w:t>
       </w:r>
       <w:r>
         <w:rPr>
@@ -4028,7 +4028,7 @@
         <w:rPr>
           <w:lang w:val="en_US" w:bidi="en_US"/>
         </w:rPr>
-        <w:t>Romans 4:18</w:t>
+        <w:t>Romans 4:18 (#1)</w:t>
       </w:r>
       <w:r>
         <w:rPr>
@@ -4091,7 +4091,7 @@
         <w:rPr>
           <w:lang w:val="en_US" w:bidi="en_US"/>
         </w:rPr>
-        <w:t>Romans 4:18–19</w:t>
+        <w:t>Romans 4:18–19 (#1)</w:t>
       </w:r>
       <w:r>
         <w:rPr>
@@ -4154,7 +4154,7 @@
         <w:rPr>
           <w:lang w:val="en_US" w:bidi="en_US"/>
         </w:rPr>
-        <w:t>Romans 4:20</w:t>
+        <w:t>Romans 4:20 (#1)</w:t>
       </w:r>
       <w:r>
         <w:rPr>
@@ -4217,7 +4217,7 @@
         <w:rPr>
           <w:lang w:val="en_US" w:bidi="en_US"/>
         </w:rPr>
-        <w:t>Romans 4:23–24</w:t>
+        <w:t>Romans 4:23–24 (#1)</w:t>
       </w:r>
       <w:r>
         <w:rPr>
@@ -4280,7 +4280,7 @@
         <w:rPr>
           <w:lang w:val="en_US" w:bidi="en_US"/>
         </w:rPr>
-        <w:t>Romans 4:25</w:t>
+        <w:t>Romans 4:25 (#1)</w:t>
       </w:r>
       <w:r>
         <w:rPr>
@@ -4343,7 +4343,7 @@
         <w:rPr>
           <w:lang w:val="en_US" w:bidi="en_US"/>
         </w:rPr>
-        <w:t>Romans 5:1</w:t>
+        <w:t>Romans 5:1 (#1)</w:t>
       </w:r>
       <w:r>
         <w:rPr>
@@ -4406,7 +4406,7 @@
         <w:rPr>
           <w:lang w:val="en_US" w:bidi="en_US"/>
         </w:rPr>
-        <w:t>Romans 5:3–4</w:t>
+        <w:t>Romans 5:3–4 (#1)</w:t>
       </w:r>
       <w:r>
         <w:rPr>
@@ -4469,7 +4469,7 @@
         <w:rPr>
           <w:lang w:val="en_US" w:bidi="en_US"/>
         </w:rPr>
-        <w:t>Romans 5:8</w:t>
+        <w:t>Romans 5:8 (#1)</w:t>
       </w:r>
       <w:r>
         <w:rPr>
@@ -4532,7 +4532,7 @@
         <w:rPr>
           <w:lang w:val="en_US" w:bidi="en_US"/>
         </w:rPr>
-        <w:t>Romans 5:9</w:t>
+        <w:t>Romans 5:9 (#1)</w:t>
       </w:r>
       <w:r>
         <w:rPr>
@@ -4595,7 +4595,7 @@
         <w:rPr>
           <w:lang w:val="en_US" w:bidi="en_US"/>
         </w:rPr>
-        <w:t>Romans 5:10</w:t>
+        <w:t>Romans 5:10 (#1)</w:t>
       </w:r>
       <w:r>
         <w:rPr>
@@ -4658,7 +4658,7 @@
         <w:rPr>
           <w:lang w:val="en_US" w:bidi="en_US"/>
         </w:rPr>
-        <w:t>Romans 5:12</w:t>
+        <w:t>Romans 5:12 (#1)</w:t>
       </w:r>
       <w:r>
         <w:rPr>
@@ -4721,7 +4721,7 @@
         <w:rPr>
           <w:lang w:val="en_US" w:bidi="en_US"/>
         </w:rPr>
-        <w:t>Romans 5:14</w:t>
+        <w:t>Romans 5:14 (#1)</w:t>
       </w:r>
       <w:r>
         <w:rPr>
@@ -4784,7 +4784,7 @@
         <w:rPr>
           <w:lang w:val="en_US" w:bidi="en_US"/>
         </w:rPr>
-        <w:t>Romans 5:15</w:t>
+        <w:t>Romans 5:15 (#1)</w:t>
       </w:r>
       <w:r>
         <w:rPr>
@@ -4847,7 +4847,7 @@
         <w:rPr>
           <w:lang w:val="en_US" w:bidi="en_US"/>
         </w:rPr>
-        <w:t>Romans 5:16</w:t>
+        <w:t>Romans 5:16 (#1)</w:t>
       </w:r>
       <w:r>
         <w:rPr>
@@ -4910,7 +4910,7 @@
         <w:rPr>
           <w:lang w:val="en_US" w:bidi="en_US"/>
         </w:rPr>
-        <w:t>Romans 5:17</w:t>
+        <w:t>Romans 5:17 (#1)</w:t>
       </w:r>
       <w:r>
         <w:rPr>
@@ -4973,7 +4973,7 @@
         <w:rPr>
           <w:lang w:val="en_US" w:bidi="en_US"/>
         </w:rPr>
-        <w:t>Romans 5:19</w:t>
+        <w:t>Romans 5:19 (#1)</w:t>
       </w:r>
       <w:r>
         <w:rPr>
@@ -5036,7 +5036,7 @@
         <w:rPr>
           <w:lang w:val="en_US" w:bidi="en_US"/>
         </w:rPr>
-        <w:t>Romans 5:20</w:t>
+        <w:t>Romans 5:20 (#1)</w:t>
       </w:r>
       <w:r>
         <w:rPr>
@@ -5162,7 +5162,7 @@
         <w:rPr>
           <w:lang w:val="en_US" w:bidi="en_US"/>
         </w:rPr>
-        <w:t>Romans 6:1–2</w:t>
+        <w:t>Romans 6:1–2 (#1)</w:t>
       </w:r>
       <w:r>
         <w:rPr>
@@ -5225,7 +5225,7 @@
         <w:rPr>
           <w:lang w:val="en_US" w:bidi="en_US"/>
         </w:rPr>
-        <w:t>Romans 6:3</w:t>
+        <w:t>Romans 6:3 (#1)</w:t>
       </w:r>
       <w:r>
         <w:rPr>
@@ -5288,7 +5288,7 @@
         <w:rPr>
           <w:lang w:val="en_US" w:bidi="en_US"/>
         </w:rPr>
-        <w:t>Romans 6:4</w:t>
+        <w:t>Romans 6:4 (#1)</w:t>
       </w:r>
       <w:r>
         <w:rPr>
@@ -5351,7 +5351,7 @@
         <w:rPr>
           <w:lang w:val="en_US" w:bidi="en_US"/>
         </w:rPr>
-        <w:t>Romans 6:5</w:t>
+        <w:t>Romans 6:5 (#1)</w:t>
       </w:r>
       <w:r>
         <w:rPr>
@@ -5414,7 +5414,7 @@
         <w:rPr>
           <w:lang w:val="en_US" w:bidi="en_US"/>
         </w:rPr>
-        <w:t>Romans 6:6</w:t>
+        <w:t>Romans 6:6 (#1)</w:t>
       </w:r>
       <w:r>
         <w:rPr>
@@ -5477,7 +5477,7 @@
         <w:rPr>
           <w:lang w:val="en_US" w:bidi="en_US"/>
         </w:rPr>
-        <w:t>Romans 6:9</w:t>
+        <w:t>Romans 6:9 (#1)</w:t>
       </w:r>
       <w:r>
         <w:rPr>
@@ -5540,7 +5540,7 @@
         <w:rPr>
           <w:lang w:val="en_US" w:bidi="en_US"/>
         </w:rPr>
-        <w:t>Romans 6:10</w:t>
+        <w:t>Romans 6:10 (#1)</w:t>
       </w:r>
       <w:r>
         <w:rPr>
@@ -5603,7 +5603,7 @@
         <w:rPr>
           <w:lang w:val="en_US" w:bidi="en_US"/>
         </w:rPr>
-        <w:t>Romans 6:10–11</w:t>
+        <w:t>Romans 6:10–11 (#1)</w:t>
       </w:r>
       <w:r>
         <w:rPr>
@@ -5729,7 +5729,7 @@
         <w:rPr>
           <w:lang w:val="en_US" w:bidi="en_US"/>
         </w:rPr>
-        <w:t>Romans 6:13</w:t>
+        <w:t>Romans 6:13 (#1)</w:t>
       </w:r>
       <w:r>
         <w:rPr>
@@ -5792,7 +5792,7 @@
         <w:rPr>
           <w:lang w:val="en_US" w:bidi="en_US"/>
         </w:rPr>
-        <w:t>Romans 6:14</w:t>
+        <w:t>Romans 6:14 (#1)</w:t>
       </w:r>
       <w:r>
         <w:rPr>
@@ -5855,7 +5855,7 @@
         <w:rPr>
           <w:lang w:val="en_US" w:bidi="en_US"/>
         </w:rPr>
-        <w:t>Romans 6:18–19</w:t>
+        <w:t>Romans 6:18–19 (#1)</w:t>
       </w:r>
       <w:r>
         <w:rPr>
@@ -5918,7 +5918,7 @@
         <w:rPr>
           <w:lang w:val="en_US" w:bidi="en_US"/>
         </w:rPr>
-        <w:t>Romans 6:22</w:t>
+        <w:t>Romans 6:22 (#1)</w:t>
       </w:r>
       <w:r>
         <w:rPr>
@@ -5981,7 +5981,70 @@
         <w:rPr>
           <w:lang w:val="en_US" w:bidi="en_US"/>
         </w:rPr>
-        <w:t>Romans 6:23</w:t>
+        <w:t>Romans 6:23 (#2)</w:t>
+      </w:r>
+      <w:r>
+        <w:rPr>
+          <w:lang w:val="en_US" w:bidi="en_US"/>
+        </w:rPr>
+      </w:r>
+    </w:p>
+    <w:p>
+      <w:pPr/>
+      <w:r>
+        <w:rPr>
+          <w:lang w:val="en_US" w:bidi="en_US"/>
+        </w:rPr>
+      </w:r>
+      <w:r>
+        <w:rPr>
+          <w:b/>
+          <w:lang w:val="en_US" w:bidi="en_US"/>
+        </w:rPr>
+        <w:t>What is the free gift of God?</w:t>
+      </w:r>
+    </w:p>
+    <w:p>
+      <w:pPr/>
+      <w:r>
+        <w:rPr>
+          <w:lang w:val="en_US" w:bidi="en_US"/>
+        </w:rPr>
+      </w:r>
+      <w:r>
+        <w:rPr>
+          <w:lang w:val="en_US" w:bidi="en_US"/>
+        </w:rPr>
+        <w:t>The free gift of God is eternal life.</w:t>
+      </w:r>
+      <w:r>
+        <w:rPr>
+          <w:lang w:val="en_US" w:bidi="en_US"/>
+        </w:rPr>
+      </w:r>
+      <w:r>
+        <w:rPr>
+          <w:lang w:val="en_US" w:bidi="en_US"/>
+        </w:rPr>
+      </w:r>
+    </w:p>
+    <w:p>
+      <w:pPr/>
+      <w:r>
+        <w:rPr>
+          <w:lang w:val="en_US" w:bidi="en_US"/>
+        </w:rPr>
+      </w:r>
+    </w:p>
+    <w:p>
+      <w:pPr>
+        <w:pStyle w:val="Heading2"/>
+      </w:pPr>
+      <w:r>
+        <w:rPr>
+          <w:lang w:val="en_US" w:bidi="en_US"/>
+        </w:rPr>
+        <w:t>Romans 6:23 (#1)</w:t>
       </w:r>
       <w:r>
         <w:rPr>
@@ -6044,70 +6107,7 @@
         <w:rPr>
           <w:lang w:val="en_US" w:bidi="en_US"/>
         </w:rPr>
-        <w:t>Romans 6:23 (#2)</w:t>
-      </w:r>
-      <w:r>
-        <w:rPr>
-          <w:lang w:val="en_US" w:bidi="en_US"/>
-        </w:rPr>
-      </w:r>
-    </w:p>
-    <w:p>
-      <w:pPr/>
-      <w:r>
-        <w:rPr>
-          <w:lang w:val="en_US" w:bidi="en_US"/>
-        </w:rPr>
-      </w:r>
-      <w:r>
-        <w:rPr>
-          <w:b/>
-          <w:lang w:val="en_US" w:bidi="en_US"/>
-        </w:rPr>
-        <w:t>What is the free gift of God?</w:t>
-      </w:r>
-    </w:p>
-    <w:p>
-      <w:pPr/>
-      <w:r>
-        <w:rPr>
-          <w:lang w:val="en_US" w:bidi="en_US"/>
-        </w:rPr>
-      </w:r>
-      <w:r>
-        <w:rPr>
-          <w:lang w:val="en_US" w:bidi="en_US"/>
-        </w:rPr>
-        <w:t>The free gift of God is eternal life.</w:t>
-      </w:r>
-      <w:r>
-        <w:rPr>
-          <w:lang w:val="en_US" w:bidi="en_US"/>
-        </w:rPr>
-      </w:r>
-      <w:r>
-        <w:rPr>
-          <w:lang w:val="en_US" w:bidi="en_US"/>
-        </w:rPr>
-      </w:r>
-    </w:p>
-    <w:p>
-      <w:pPr/>
-      <w:r>
-        <w:rPr>
-          <w:lang w:val="en_US" w:bidi="en_US"/>
-        </w:rPr>
-      </w:r>
-    </w:p>
-    <w:p>
-      <w:pPr>
-        <w:pStyle w:val="Heading2"/>
-      </w:pPr>
-      <w:r>
-        <w:rPr>
-          <w:lang w:val="en_US" w:bidi="en_US"/>
-        </w:rPr>
-        <w:t>Romans 7:1</w:t>
+        <w:t>Romans 7:1 (#1)</w:t>
       </w:r>
       <w:r>
         <w:rPr>
@@ -6170,7 +6170,7 @@
         <w:rPr>
           <w:lang w:val="en_US" w:bidi="en_US"/>
         </w:rPr>
-        <w:t>Romans 7:2</w:t>
+        <w:t>Romans 7:2 (#1)</w:t>
       </w:r>
       <w:r>
         <w:rPr>
@@ -6233,7 +6233,7 @@
         <w:rPr>
           <w:lang w:val="en_US" w:bidi="en_US"/>
         </w:rPr>
-        <w:t>Romans 7:3</w:t>
+        <w:t>Romans 7:3 (#1)</w:t>
       </w:r>
       <w:r>
         <w:rPr>
@@ -6296,7 +6296,7 @@
         <w:rPr>
           <w:lang w:val="en_US" w:bidi="en_US"/>
         </w:rPr>
-        <w:t>Romans 7:4</w:t>
+        <w:t>Romans 7:4 (#1)</w:t>
       </w:r>
       <w:r>
         <w:rPr>
@@ -6422,7 +6422,7 @@
         <w:rPr>
           <w:lang w:val="en_US" w:bidi="en_US"/>
         </w:rPr>
-        <w:t>Romans 7:7</w:t>
+        <w:t>Romans 7:7 (#1)</w:t>
       </w:r>
       <w:r>
         <w:rPr>
@@ -6548,7 +6548,7 @@
         <w:rPr>
           <w:lang w:val="en_US" w:bidi="en_US"/>
         </w:rPr>
-        <w:t>Romans 7:8</w:t>
+        <w:t>Romans 7:8 (#1)</w:t>
       </w:r>
       <w:r>
         <w:rPr>
@@ -6611,7 +6611,7 @@
         <w:rPr>
           <w:lang w:val="en_US" w:bidi="en_US"/>
         </w:rPr>
-        <w:t>Romans 7:12</w:t>
+        <w:t>Romans 7:12 (#1)</w:t>
       </w:r>
       <w:r>
         <w:rPr>
@@ -6674,7 +6674,7 @@
         <w:rPr>
           <w:lang w:val="en_US" w:bidi="en_US"/>
         </w:rPr>
-        <w:t>Romans 7:13</w:t>
+        <w:t>Romans 7:13 (#1)</w:t>
       </w:r>
       <w:r>
         <w:rPr>
@@ -6737,7 +6737,7 @@
         <w:rPr>
           <w:lang w:val="en_US" w:bidi="en_US"/>
         </w:rPr>
-        <w:t>Romans 7:16</w:t>
+        <w:t>Romans 7:16 (#1)</w:t>
       </w:r>
       <w:r>
         <w:rPr>
@@ -6800,7 +6800,7 @@
         <w:rPr>
           <w:lang w:val="en_US" w:bidi="en_US"/>
         </w:rPr>
-        <w:t>Romans 7:17</w:t>
+        <w:t>Romans 7:17 (#1)</w:t>
       </w:r>
       <w:r>
         <w:rPr>
@@ -6863,7 +6863,7 @@
         <w:rPr>
           <w:lang w:val="en_US" w:bidi="en_US"/>
         </w:rPr>
-        <w:t>Romans 7:18</w:t>
+        <w:t>Romans 7:18 (#1)</w:t>
       </w:r>
       <w:r>
         <w:rPr>
@@ -6926,7 +6926,7 @@
         <w:rPr>
           <w:lang w:val="en_US" w:bidi="en_US"/>
         </w:rPr>
-        <w:t>Romans 7:21</w:t>
+        <w:t>Romans 7:21 (#1)</w:t>
       </w:r>
       <w:r>
         <w:rPr>
@@ -6989,7 +6989,7 @@
         <w:rPr>
           <w:lang w:val="en_US" w:bidi="en_US"/>
         </w:rPr>
-        <w:t>Romans 7:22</w:t>
+        <w:t>Romans 7:22 (#1)</w:t>
       </w:r>
       <w:r>
         <w:rPr>
@@ -7052,7 +7052,7 @@
         <w:rPr>
           <w:lang w:val="en_US" w:bidi="en_US"/>
         </w:rPr>
-        <w:t>Romans 7:23</w:t>
+        <w:t>Romans 7:23 (#1)</w:t>
       </w:r>
       <w:r>
         <w:rPr>
@@ -7115,7 +7115,7 @@
         <w:rPr>
           <w:lang w:val="en_US" w:bidi="en_US"/>
         </w:rPr>
-        <w:t>Romans 7:25</w:t>
+        <w:t>Romans 7:24–25 (#1)</w:t>
       </w:r>
       <w:r>
         <w:rPr>
@@ -7178,7 +7178,7 @@
         <w:rPr>
           <w:lang w:val="en_US" w:bidi="en_US"/>
         </w:rPr>
-        <w:t>Romans 8:2</w:t>
+        <w:t>Romans 8:2 (#1)</w:t>
       </w:r>
       <w:r>
         <w:rPr>
@@ -7241,7 +7241,7 @@
         <w:rPr>
           <w:lang w:val="en_US" w:bidi="en_US"/>
         </w:rPr>
-        <w:t>Romans 8:3</w:t>
+        <w:t>Romans 8:3 (#1)</w:t>
       </w:r>
       <w:r>
         <w:rPr>
@@ -7304,7 +7304,7 @@
         <w:rPr>
           <w:lang w:val="en_US" w:bidi="en_US"/>
         </w:rPr>
-        <w:t>Romans 8:4–5</w:t>
+        <w:t>Romans 8:4–5 (#1)</w:t>
       </w:r>
       <w:r>
         <w:rPr>
@@ -7367,7 +7367,7 @@
         <w:rPr>
           <w:lang w:val="en_US" w:bidi="en_US"/>
         </w:rPr>
-        <w:t>Romans 8:7</w:t>
+        <w:t>Romans 8:7 (#1)</w:t>
       </w:r>
       <w:r>
         <w:rPr>
@@ -7430,7 +7430,7 @@
         <w:rPr>
           <w:lang w:val="en_US" w:bidi="en_US"/>
         </w:rPr>
-        <w:t>Romans 8:9</w:t>
+        <w:t>Romans 8:9 (#1)</w:t>
       </w:r>
       <w:r>
         <w:rPr>
@@ -7493,7 +7493,7 @@
         <w:rPr>
           <w:lang w:val="en_US" w:bidi="en_US"/>
         </w:rPr>
-        <w:t>Romans 8:11</w:t>
+        <w:t>Romans 8:11 (#1)</w:t>
       </w:r>
       <w:r>
         <w:rPr>
@@ -7556,7 +7556,7 @@
         <w:rPr>
           <w:lang w:val="en_US" w:bidi="en_US"/>
         </w:rPr>
-        <w:t>Romans 8:14</w:t>
+        <w:t>Romans 8:14 (#1)</w:t>
       </w:r>
       <w:r>
         <w:rPr>
@@ -7619,7 +7619,7 @@
         <w:rPr>
           <w:lang w:val="en_US" w:bidi="en_US"/>
         </w:rPr>
-        <w:t>Romans 8:15</w:t>
+        <w:t>Romans 8:15 (#1)</w:t>
       </w:r>
       <w:r>
         <w:rPr>
@@ -7682,7 +7682,7 @@
         <w:rPr>
           <w:lang w:val="en_US" w:bidi="en_US"/>
         </w:rPr>
-        <w:t>Romans 8:17</w:t>
+        <w:t>Romans 8:17 (#1)</w:t>
       </w:r>
       <w:r>
         <w:rPr>
@@ -7745,7 +7745,7 @@
         <w:rPr>
           <w:lang w:val="en_US" w:bidi="en_US"/>
         </w:rPr>
-        <w:t>Romans 8:18–19</w:t>
+        <w:t>Romans 8:18–19 (#1)</w:t>
       </w:r>
       <w:r>
         <w:rPr>
@@ -7808,7 +7808,7 @@
         <w:rPr>
           <w:lang w:val="en_US" w:bidi="en_US"/>
         </w:rPr>
-        <w:t>Romans 8:21</w:t>
+        <w:t>Romans 8:21 (#1)</w:t>
       </w:r>
       <w:r>
         <w:rPr>
@@ -7934,7 +7934,7 @@
         <w:rPr>
           <w:lang w:val="en_US" w:bidi="en_US"/>
         </w:rPr>
-        <w:t>Romans 8:23–25</w:t>
+        <w:t>Romans 8:23–25 (#1)</w:t>
       </w:r>
       <w:r>
         <w:rPr>
@@ -7997,7 +7997,7 @@
         <w:rPr>
           <w:lang w:val="en_US" w:bidi="en_US"/>
         </w:rPr>
-        <w:t>Romans 8:26–27</w:t>
+        <w:t>Romans 8:26–27 (#1)</w:t>
       </w:r>
       <w:r>
         <w:rPr>
@@ -8060,7 +8060,7 @@
         <w:rPr>
           <w:lang w:val="en_US" w:bidi="en_US"/>
         </w:rPr>
-        <w:t>Romans 8:28</w:t>
+        <w:t>Romans 8:28 (#1)</w:t>
       </w:r>
       <w:r>
         <w:rPr>
@@ -8123,7 +8123,7 @@
         <w:rPr>
           <w:lang w:val="en_US" w:bidi="en_US"/>
         </w:rPr>
-        <w:t>Romans 8:29</w:t>
+        <w:t>Romans 8:29 (#1)</w:t>
       </w:r>
       <w:r>
         <w:rPr>
@@ -8186,7 +8186,7 @@
         <w:rPr>
           <w:lang w:val="en_US" w:bidi="en_US"/>
         </w:rPr>
-        <w:t>Romans 8:30</w:t>
+        <w:t>Romans 8:30 (#1)</w:t>
       </w:r>
       <w:r>
         <w:rPr>
@@ -8249,7 +8249,7 @@
         <w:rPr>
           <w:lang w:val="en_US" w:bidi="en_US"/>
         </w:rPr>
-        <w:t>Romans 8:32</w:t>
+        <w:t>Romans 8:32 (#1)</w:t>
       </w:r>
       <w:r>
         <w:rPr>
@@ -8312,7 +8312,7 @@
         <w:rPr>
           <w:lang w:val="en_US" w:bidi="en_US"/>
         </w:rPr>
-        <w:t>Romans 8:34</w:t>
+        <w:t>Romans 8:34 (#1)</w:t>
       </w:r>
       <w:r>
         <w:rPr>
@@ -8375,7 +8375,7 @@
         <w:rPr>
           <w:lang w:val="en_US" w:bidi="en_US"/>
         </w:rPr>
-        <w:t>Romans 8:37</w:t>
+        <w:t>Romans 8:37 (#1)</w:t>
       </w:r>
       <w:r>
         <w:rPr>
@@ -8438,7 +8438,7 @@
         <w:rPr>
           <w:lang w:val="en_US" w:bidi="en_US"/>
         </w:rPr>
-        <w:t>Romans 8:39</w:t>
+        <w:t>Romans 8:39 (#1)</w:t>
       </w:r>
       <w:r>
         <w:rPr>
@@ -8501,7 +8501,7 @@
         <w:rPr>
           <w:lang w:val="en_US" w:bidi="en_US"/>
         </w:rPr>
-        <w:t>Romans 9:3</w:t>
+        <w:t>Romans 9:3 (#1)</w:t>
       </w:r>
       <w:r>
         <w:rPr>
@@ -8564,7 +8564,7 @@
         <w:rPr>
           <w:lang w:val="en_US" w:bidi="en_US"/>
         </w:rPr>
-        <w:t>Romans 9:4</w:t>
+        <w:t>Romans 9:4 (#1)</w:t>
       </w:r>
       <w:r>
         <w:rPr>
@@ -8627,7 +8627,7 @@
         <w:rPr>
           <w:lang w:val="en_US" w:bidi="en_US"/>
         </w:rPr>
-        <w:t>Romans 9:6–7</w:t>
+        <w:t>Romans 9:6–7 (#1)</w:t>
       </w:r>
       <w:r>
         <w:rPr>
@@ -8690,7 +8690,70 @@
         <w:rPr>
           <w:lang w:val="en_US" w:bidi="en_US"/>
         </w:rPr>
-        <w:t>Romans 9:8</w:t>
+        <w:t>Romans 9:8 (#2)</w:t>
+      </w:r>
+      <w:r>
+        <w:rPr>
+          <w:lang w:val="en_US" w:bidi="en_US"/>
+        </w:rPr>
+      </w:r>
+    </w:p>
+    <w:p>
+      <w:pPr/>
+      <w:r>
+        <w:rPr>
+          <w:lang w:val="en_US" w:bidi="en_US"/>
+        </w:rPr>
+      </w:r>
+      <w:r>
+        <w:rPr>
+          <w:b/>
+          <w:lang w:val="en_US" w:bidi="en_US"/>
+        </w:rPr>
+        <w:t>Who are counted as the children of God?</w:t>
+      </w:r>
+    </w:p>
+    <w:p>
+      <w:pPr/>
+      <w:r>
+        <w:rPr>
+          <w:lang w:val="en_US" w:bidi="en_US"/>
+        </w:rPr>
+      </w:r>
+      <w:r>
+        <w:rPr>
+          <w:lang w:val="en_US" w:bidi="en_US"/>
+        </w:rPr>
+        <w:t>The children of the promise are counted as the children of God.</w:t>
+      </w:r>
+      <w:r>
+        <w:rPr>
+          <w:lang w:val="en_US" w:bidi="en_US"/>
+        </w:rPr>
+      </w:r>
+      <w:r>
+        <w:rPr>
+          <w:lang w:val="en_US" w:bidi="en_US"/>
+        </w:rPr>
+      </w:r>
+    </w:p>
+    <w:p>
+      <w:pPr/>
+      <w:r>
+        <w:rPr>
+          <w:lang w:val="en_US" w:bidi="en_US"/>
+        </w:rPr>
+      </w:r>
+    </w:p>
+    <w:p>
+      <w:pPr>
+        <w:pStyle w:val="Heading2"/>
+      </w:pPr>
+      <w:r>
+        <w:rPr>
+          <w:lang w:val="en_US" w:bidi="en_US"/>
+        </w:rPr>
+        <w:t>Romans 9:8 (#1)</w:t>
       </w:r>
       <w:r>
         <w:rPr>
@@ -8753,70 +8816,7 @@
         <w:rPr>
           <w:lang w:val="en_US" w:bidi="en_US"/>
         </w:rPr>
-        <w:t>Romans 9:8 (#2)</w:t>
-      </w:r>
-      <w:r>
-        <w:rPr>
-          <w:lang w:val="en_US" w:bidi="en_US"/>
-        </w:rPr>
-      </w:r>
-    </w:p>
-    <w:p>
-      <w:pPr/>
-      <w:r>
-        <w:rPr>
-          <w:lang w:val="en_US" w:bidi="en_US"/>
-        </w:rPr>
-      </w:r>
-      <w:r>
-        <w:rPr>
-          <w:b/>
-          <w:lang w:val="en_US" w:bidi="en_US"/>
-        </w:rPr>
-        <w:t>Who are counted as the children of God?</w:t>
-      </w:r>
-    </w:p>
-    <w:p>
-      <w:pPr/>
-      <w:r>
-        <w:rPr>
-          <w:lang w:val="en_US" w:bidi="en_US"/>
-        </w:rPr>
-      </w:r>
-      <w:r>
-        <w:rPr>
-          <w:lang w:val="en_US" w:bidi="en_US"/>
-        </w:rPr>
-        <w:t>The children of the promise are counted as the children of God.</w:t>
-      </w:r>
-      <w:r>
-        <w:rPr>
-          <w:lang w:val="en_US" w:bidi="en_US"/>
-        </w:rPr>
-      </w:r>
-      <w:r>
-        <w:rPr>
-          <w:lang w:val="en_US" w:bidi="en_US"/>
-        </w:rPr>
-      </w:r>
-    </w:p>
-    <w:p>
-      <w:pPr/>
-      <w:r>
-        <w:rPr>
-          <w:lang w:val="en_US" w:bidi="en_US"/>
-        </w:rPr>
-      </w:r>
-    </w:p>
-    <w:p>
-      <w:pPr>
-        <w:pStyle w:val="Heading2"/>
-      </w:pPr>
-      <w:r>
-        <w:rPr>
-          <w:lang w:val="en_US" w:bidi="en_US"/>
-        </w:rPr>
-        <w:t>Romans 9:10–12</w:t>
+        <w:t>Romans 9:10–12 (#1)</w:t>
       </w:r>
       <w:r>
         <w:rPr>
@@ -8879,7 +8879,7 @@
         <w:rPr>
           <w:lang w:val="en_US" w:bidi="en_US"/>
         </w:rPr>
-        <w:t>Romans 9:14–16</w:t>
+        <w:t>Romans 9:14–16 (#1)</w:t>
       </w:r>
       <w:r>
         <w:rPr>
@@ -8942,7 +8942,7 @@
         <w:rPr>
           <w:lang w:val="en_US" w:bidi="en_US"/>
         </w:rPr>
-        <w:t>Romans 9:16</w:t>
+        <w:t>Romans 9:16 (#1)</w:t>
       </w:r>
       <w:r>
         <w:rPr>
@@ -9005,7 +9005,7 @@
         <w:rPr>
           <w:lang w:val="en_US" w:bidi="en_US"/>
         </w:rPr>
-        <w:t>Romans 9:20</w:t>
+        <w:t>Romans 9:20 (#1)</w:t>
       </w:r>
       <w:r>
         <w:rPr>
@@ -9068,7 +9068,7 @@
         <w:rPr>
           <w:lang w:val="en_US" w:bidi="en_US"/>
         </w:rPr>
-        <w:t>Romans 9:22</w:t>
+        <w:t>Romans 9:22 (#1)</w:t>
       </w:r>
       <w:r>
         <w:rPr>
@@ -9131,7 +9131,7 @@
         <w:rPr>
           <w:lang w:val="en_US" w:bidi="en_US"/>
         </w:rPr>
-        <w:t>Romans 9:23</w:t>
+        <w:t>Romans 9:23 (#1)</w:t>
       </w:r>
       <w:r>
         <w:rPr>
@@ -9194,7 +9194,7 @@
         <w:rPr>
           <w:lang w:val="en_US" w:bidi="en_US"/>
         </w:rPr>
-        <w:t>Romans 9:24</w:t>
+        <w:t>Romans 9:24 (#1)</w:t>
       </w:r>
       <w:r>
         <w:rPr>
@@ -9257,7 +9257,7 @@
         <w:rPr>
           <w:lang w:val="en_US" w:bidi="en_US"/>
         </w:rPr>
-        <w:t>Romans 9:27</w:t>
+        <w:t>Romans 9:27 (#1)</w:t>
       </w:r>
       <w:r>
         <w:rPr>
@@ -9320,7 +9320,7 @@
         <w:rPr>
           <w:lang w:val="en_US" w:bidi="en_US"/>
         </w:rPr>
-        <w:t>Romans 9:30</w:t>
+        <w:t>Romans 9:30 (#1)</w:t>
       </w:r>
       <w:r>
         <w:rPr>
@@ -9383,7 +9383,7 @@
         <w:rPr>
           <w:lang w:val="en_US" w:bidi="en_US"/>
         </w:rPr>
-        <w:t>Romans 9:32</w:t>
+        <w:t>Romans 9:32 (#1)</w:t>
       </w:r>
       <w:r>
         <w:rPr>
@@ -9446,7 +9446,7 @@
         <w:rPr>
           <w:lang w:val="en_US" w:bidi="en_US"/>
         </w:rPr>
-        <w:t>Romans 9:32–33</w:t>
+        <w:t>Romans 9:32–33 (#1)</w:t>
       </w:r>
       <w:r>
         <w:rPr>
@@ -9509,7 +9509,7 @@
         <w:rPr>
           <w:lang w:val="en_US" w:bidi="en_US"/>
         </w:rPr>
-        <w:t>Romans 9:33</w:t>
+        <w:t>Romans 9:33 (#1)</w:t>
       </w:r>
       <w:r>
         <w:rPr>
@@ -9572,7 +9572,7 @@
         <w:rPr>
           <w:lang w:val="en_US" w:bidi="en_US"/>
         </w:rPr>
-        <w:t>Romans 10:1</w:t>
+        <w:t>Romans 10:1 (#1)</w:t>
       </w:r>
       <w:r>
         <w:rPr>
@@ -9635,7 +9635,70 @@
         <w:rPr>
           <w:lang w:val="en_US" w:bidi="en_US"/>
         </w:rPr>
-        <w:t>Romans 10:3</w:t>
+        <w:t>Romans 10:3 (#2)</w:t>
+      </w:r>
+      <w:r>
+        <w:rPr>
+          <w:lang w:val="en_US" w:bidi="en_US"/>
+        </w:rPr>
+      </w:r>
+    </w:p>
+    <w:p>
+      <w:pPr/>
+      <w:r>
+        <w:rPr>
+          <w:lang w:val="en_US" w:bidi="en_US"/>
+        </w:rPr>
+      </w:r>
+      <w:r>
+        <w:rPr>
+          <w:b/>
+          <w:lang w:val="en_US" w:bidi="en_US"/>
+        </w:rPr>
+        <w:t>Of what do the Israelites not know?</w:t>
+      </w:r>
+    </w:p>
+    <w:p>
+      <w:pPr/>
+      <w:r>
+        <w:rPr>
+          <w:lang w:val="en_US" w:bidi="en_US"/>
+        </w:rPr>
+      </w:r>
+      <w:r>
+        <w:rPr>
+          <w:lang w:val="en_US" w:bidi="en_US"/>
+        </w:rPr>
+        <w:t>The Israelites do not know of God’s righteousness.</w:t>
+      </w:r>
+      <w:r>
+        <w:rPr>
+          <w:lang w:val="en_US" w:bidi="en_US"/>
+        </w:rPr>
+      </w:r>
+      <w:r>
+        <w:rPr>
+          <w:lang w:val="en_US" w:bidi="en_US"/>
+        </w:rPr>
+      </w:r>
+    </w:p>
+    <w:p>
+      <w:pPr/>
+      <w:r>
+        <w:rPr>
+          <w:lang w:val="en_US" w:bidi="en_US"/>
+        </w:rPr>
+      </w:r>
+    </w:p>
+    <w:p>
+      <w:pPr>
+        <w:pStyle w:val="Heading2"/>
+      </w:pPr>
+      <w:r>
+        <w:rPr>
+          <w:lang w:val="en_US" w:bidi="en_US"/>
+        </w:rPr>
+        <w:t>Romans 10:3 (#1)</w:t>
       </w:r>
       <w:r>
         <w:rPr>
@@ -9698,70 +9761,7 @@
         <w:rPr>
           <w:lang w:val="en_US" w:bidi="en_US"/>
         </w:rPr>
-        <w:t>Romans 10:3 (#2)</w:t>
-      </w:r>
-      <w:r>
-        <w:rPr>
-          <w:lang w:val="en_US" w:bidi="en_US"/>
-        </w:rPr>
-      </w:r>
-    </w:p>
-    <w:p>
-      <w:pPr/>
-      <w:r>
-        <w:rPr>
-          <w:lang w:val="en_US" w:bidi="en_US"/>
-        </w:rPr>
-      </w:r>
-      <w:r>
-        <w:rPr>
-          <w:b/>
-          <w:lang w:val="en_US" w:bidi="en_US"/>
-        </w:rPr>
-        <w:t>Of what do the Israelites not know?</w:t>
-      </w:r>
-    </w:p>
-    <w:p>
-      <w:pPr/>
-      <w:r>
-        <w:rPr>
-          <w:lang w:val="en_US" w:bidi="en_US"/>
-        </w:rPr>
-      </w:r>
-      <w:r>
-        <w:rPr>
-          <w:lang w:val="en_US" w:bidi="en_US"/>
-        </w:rPr>
-        <w:t>The Israelites do not know of God’s righteousness.</w:t>
-      </w:r>
-      <w:r>
-        <w:rPr>
-          <w:lang w:val="en_US" w:bidi="en_US"/>
-        </w:rPr>
-      </w:r>
-      <w:r>
-        <w:rPr>
-          <w:lang w:val="en_US" w:bidi="en_US"/>
-        </w:rPr>
-      </w:r>
-    </w:p>
-    <w:p>
-      <w:pPr/>
-      <w:r>
-        <w:rPr>
-          <w:lang w:val="en_US" w:bidi="en_US"/>
-        </w:rPr>
-      </w:r>
-    </w:p>
-    <w:p>
-      <w:pPr>
-        <w:pStyle w:val="Heading2"/>
-      </w:pPr>
-      <w:r>
-        <w:rPr>
-          <w:lang w:val="en_US" w:bidi="en_US"/>
-        </w:rPr>
-        <w:t>Romans 10:4</w:t>
+        <w:t>Romans 10:4 (#1)</w:t>
       </w:r>
       <w:r>
         <w:rPr>
@@ -9824,7 +9824,7 @@
         <w:rPr>
           <w:lang w:val="en_US" w:bidi="en_US"/>
         </w:rPr>
-        <w:t>Romans 10:8</w:t>
+        <w:t>Romans 10:8 (#1)</w:t>
       </w:r>
       <w:r>
         <w:rPr>
@@ -9887,7 +9887,7 @@
         <w:rPr>
           <w:lang w:val="en_US" w:bidi="en_US"/>
         </w:rPr>
-        <w:t>Romans 10:9</w:t>
+        <w:t>Romans 10:9 (#1)</w:t>
       </w:r>
       <w:r>
         <w:rPr>
@@ -9950,7 +9950,7 @@
         <w:rPr>
           <w:lang w:val="en_US" w:bidi="en_US"/>
         </w:rPr>
-        <w:t>Romans 10:13</w:t>
+        <w:t>Romans 10:13 (#1)</w:t>
       </w:r>
       <w:r>
         <w:rPr>
@@ -10013,7 +10013,7 @@
         <w:rPr>
           <w:lang w:val="en_US" w:bidi="en_US"/>
         </w:rPr>
-        <w:t>Romans 10:14–15</w:t>
+        <w:t>Romans 10:14–15 (#1)</w:t>
       </w:r>
       <w:r>
         <w:rPr>
@@ -10076,7 +10076,7 @@
         <w:rPr>
           <w:lang w:val="en_US" w:bidi="en_US"/>
         </w:rPr>
-        <w:t>Romans 10:17</w:t>
+        <w:t>Romans 10:17 (#1)</w:t>
       </w:r>
       <w:r>
         <w:rPr>
@@ -10139,7 +10139,7 @@
         <w:rPr>
           <w:lang w:val="en_US" w:bidi="en_US"/>
         </w:rPr>
-        <w:t>Romans 10:18</w:t>
+        <w:t>Romans 10:18 (#1)</w:t>
       </w:r>
       <w:r>
         <w:rPr>
@@ -10202,7 +10202,7 @@
         <w:rPr>
           <w:lang w:val="en_US" w:bidi="en_US"/>
         </w:rPr>
-        <w:t>Romans 10:19</w:t>
+        <w:t>Romans 10:19 (#1)</w:t>
       </w:r>
       <w:r>
         <w:rPr>
@@ -10265,7 +10265,7 @@
         <w:rPr>
           <w:lang w:val="en_US" w:bidi="en_US"/>
         </w:rPr>
-        <w:t>Romans 10:21</w:t>
+        <w:t>Romans 10:21 (#1)</w:t>
       </w:r>
       <w:r>
         <w:rPr>
@@ -10328,7 +10328,7 @@
         <w:rPr>
           <w:lang w:val="en_US" w:bidi="en_US"/>
         </w:rPr>
-        <w:t>Romans 11:1</w:t>
+        <w:t>Romans 11:1 (#1)</w:t>
       </w:r>
       <w:r>
         <w:rPr>
@@ -10391,7 +10391,7 @@
         <w:rPr>
           <w:lang w:val="en_US" w:bidi="en_US"/>
         </w:rPr>
-        <w:t>Romans 11:5</w:t>
+        <w:t>Romans 11:5 (#1)</w:t>
       </w:r>
       <w:r>
         <w:rPr>
@@ -10454,7 +10454,7 @@
         <w:rPr>
           <w:lang w:val="en_US" w:bidi="en_US"/>
         </w:rPr>
-        <w:t>Romans 11:7</w:t>
+        <w:t>Romans 11:7 (#1)</w:t>
       </w:r>
       <w:r>
         <w:rPr>
@@ -10517,7 +10517,7 @@
         <w:rPr>
           <w:lang w:val="en_US" w:bidi="en_US"/>
         </w:rPr>
-        <w:t>Romans 11:8</w:t>
+        <w:t>Romans 11:8 (#1)</w:t>
       </w:r>
       <w:r>
         <w:rPr>
@@ -10580,7 +10580,7 @@
         <w:rPr>
           <w:lang w:val="en_US" w:bidi="en_US"/>
         </w:rPr>
-        <w:t>Romans 11:11</w:t>
+        <w:t>Romans 11:11 (#1)</w:t>
       </w:r>
       <w:r>
         <w:rPr>
@@ -10706,7 +10706,7 @@
         <w:rPr>
           <w:lang w:val="en_US" w:bidi="en_US"/>
         </w:rPr>
-        <w:t>Romans 11:13–17</w:t>
+        <w:t>Romans 11:13–17 (#1)</w:t>
       </w:r>
       <w:r>
         <w:rPr>
@@ -10769,7 +10769,7 @@
         <w:rPr>
           <w:lang w:val="en_US" w:bidi="en_US"/>
         </w:rPr>
-        <w:t>Romans 11:18</w:t>
+        <w:t>Romans 11:18 (#1)</w:t>
       </w:r>
       <w:r>
         <w:rPr>
@@ -10832,7 +10832,7 @@
         <w:rPr>
           <w:lang w:val="en_US" w:bidi="en_US"/>
         </w:rPr>
-        <w:t>Romans 11:20–21</w:t>
+        <w:t>Romans 11:20–21 (#1)</w:t>
       </w:r>
       <w:r>
         <w:rPr>
@@ -10895,7 +10895,7 @@
         <w:rPr>
           <w:lang w:val="en_US" w:bidi="en_US"/>
         </w:rPr>
-        <w:t>Romans 11:23–24</w:t>
+        <w:t>Romans 11:23–24 (#1)</w:t>
       </w:r>
       <w:r>
         <w:rPr>
@@ -10958,7 +10958,7 @@
         <w:rPr>
           <w:lang w:val="en_US" w:bidi="en_US"/>
         </w:rPr>
-        <w:t>Romans 11:25</w:t>
+        <w:t>Romans 11:25 (#1)</w:t>
       </w:r>
       <w:r>
         <w:rPr>
@@ -11021,7 +11021,7 @@
         <w:rPr>
           <w:lang w:val="en_US" w:bidi="en_US"/>
         </w:rPr>
-        <w:t>Romans 11:28–29</w:t>
+        <w:t>Romans 11:28–29 (#1)</w:t>
       </w:r>
       <w:r>
         <w:rPr>
@@ -11084,7 +11084,7 @@
         <w:rPr>
           <w:lang w:val="en_US" w:bidi="en_US"/>
         </w:rPr>
-        <w:t>Romans 11:30–32</w:t>
+        <w:t>Romans 11:30–32 (#1)</w:t>
       </w:r>
       <w:r>
         <w:rPr>
@@ -11210,7 +11210,7 @@
         <w:rPr>
           <w:lang w:val="en_US" w:bidi="en_US"/>
         </w:rPr>
-        <w:t>Romans 11:33–34</w:t>
+        <w:t>Romans 11:33–34 (#1)</w:t>
       </w:r>
       <w:r>
         <w:rPr>
@@ -11273,7 +11273,7 @@
         <w:rPr>
           <w:lang w:val="en_US" w:bidi="en_US"/>
         </w:rPr>
-        <w:t>Romans 11:36</w:t>
+        <w:t>Romans 11:36 (#1)</w:t>
       </w:r>
       <w:r>
         <w:rPr>
@@ -11336,7 +11336,7 @@
         <w:rPr>
           <w:lang w:val="en_US" w:bidi="en_US"/>
         </w:rPr>
-        <w:t>Romans 12:1</w:t>
+        <w:t>Romans 12:1 (#1)</w:t>
       </w:r>
       <w:r>
         <w:rPr>
@@ -11399,7 +11399,7 @@
         <w:rPr>
           <w:lang w:val="en_US" w:bidi="en_US"/>
         </w:rPr>
-        <w:t>Romans 12:2</w:t>
+        <w:t>Romans 12:2 (#1)</w:t>
       </w:r>
       <w:r>
         <w:rPr>
@@ -11462,7 +11462,7 @@
         <w:rPr>
           <w:lang w:val="en_US" w:bidi="en_US"/>
         </w:rPr>
-        <w:t>Romans 12:3</w:t>
+        <w:t>Romans 12:3 (#1)</w:t>
       </w:r>
       <w:r>
         <w:rPr>
@@ -11525,7 +11525,7 @@
         <w:rPr>
           <w:lang w:val="en_US" w:bidi="en_US"/>
         </w:rPr>
-        <w:t>Romans 12:4–5</w:t>
+        <w:t>Romans 12:4–5 (#1)</w:t>
       </w:r>
       <w:r>
         <w:rPr>
@@ -11588,7 +11588,7 @@
         <w:rPr>
           <w:lang w:val="en_US" w:bidi="en_US"/>
         </w:rPr>
-        <w:t>Romans 12:6</w:t>
+        <w:t>Romans 12:6 (#1)</w:t>
       </w:r>
       <w:r>
         <w:rPr>
@@ -11651,7 +11651,7 @@
         <w:rPr>
           <w:lang w:val="en_US" w:bidi="en_US"/>
         </w:rPr>
-        <w:t>Romans 12:10</w:t>
+        <w:t>Romans 12:10 (#1)</w:t>
       </w:r>
       <w:r>
         <w:rPr>
@@ -11714,7 +11714,7 @@
         <w:rPr>
           <w:lang w:val="en_US" w:bidi="en_US"/>
         </w:rPr>
-        <w:t>Romans 12:13</w:t>
+        <w:t>Romans 12:13 (#1)</w:t>
       </w:r>
       <w:r>
         <w:rPr>
@@ -11777,7 +11777,7 @@
         <w:rPr>
           <w:lang w:val="en_US" w:bidi="en_US"/>
         </w:rPr>
-        <w:t>Romans 12:14</w:t>
+        <w:t>Romans 12:14 (#1)</w:t>
       </w:r>
       <w:r>
         <w:rPr>
@@ -11840,7 +11840,7 @@
         <w:rPr>
           <w:lang w:val="en_US" w:bidi="en_US"/>
         </w:rPr>
-        <w:t>Romans 12:16</w:t>
+        <w:t>Romans 12:16 (#1)</w:t>
       </w:r>
       <w:r>
         <w:rPr>
@@ -11903,7 +11903,7 @@
         <w:rPr>
           <w:lang w:val="en_US" w:bidi="en_US"/>
         </w:rPr>
-        <w:t>Romans 12:18</w:t>
+        <w:t>Romans 12:18 (#1)</w:t>
       </w:r>
       <w:r>
         <w:rPr>
@@ -11966,7 +11966,7 @@
         <w:rPr>
           <w:lang w:val="en_US" w:bidi="en_US"/>
         </w:rPr>
-        <w:t>Romans 12:19</w:t>
+        <w:t>Romans 12:19 (#1)</w:t>
       </w:r>
       <w:r>
         <w:rPr>
@@ -12029,7 +12029,7 @@
         <w:rPr>
           <w:lang w:val="en_US" w:bidi="en_US"/>
         </w:rPr>
-        <w:t>Romans 12:21</w:t>
+        <w:t>Romans 12:21 (#1)</w:t>
       </w:r>
       <w:r>
         <w:rPr>
@@ -12092,7 +12092,7 @@
         <w:rPr>
           <w:lang w:val="en_US" w:bidi="en_US"/>
         </w:rPr>
-        <w:t>Romans 13:1</w:t>
+        <w:t>Romans 13:1 (#1)</w:t>
       </w:r>
       <w:r>
         <w:rPr>
@@ -12155,7 +12155,7 @@
         <w:rPr>
           <w:lang w:val="en_US" w:bidi="en_US"/>
         </w:rPr>
-        <w:t>Romans 13:2</w:t>
+        <w:t>Romans 13:2 (#1)</w:t>
       </w:r>
       <w:r>
         <w:rPr>
@@ -12218,7 +12218,7 @@
         <w:rPr>
           <w:lang w:val="en_US" w:bidi="en_US"/>
         </w:rPr>
-        <w:t>Romans 13:3</w:t>
+        <w:t>Romans 13:3 (#1)</w:t>
       </w:r>
       <w:r>
         <w:rPr>
@@ -12281,7 +12281,7 @@
         <w:rPr>
           <w:lang w:val="en_US" w:bidi="en_US"/>
         </w:rPr>
-        <w:t>Romans 13:4</w:t>
+        <w:t>Romans 13:4 (#1)</w:t>
       </w:r>
       <w:r>
         <w:rPr>
@@ -12344,7 +12344,7 @@
         <w:rPr>
           <w:lang w:val="en_US" w:bidi="en_US"/>
         </w:rPr>
-        <w:t>Romans 13:6</w:t>
+        <w:t>Romans 13:6 (#1)</w:t>
       </w:r>
       <w:r>
         <w:rPr>
@@ -12407,7 +12407,7 @@
         <w:rPr>
           <w:lang w:val="en_US" w:bidi="en_US"/>
         </w:rPr>
-        <w:t>Romans 13:8</w:t>
+        <w:t>Romans 13:8 (#1)</w:t>
       </w:r>
       <w:r>
         <w:rPr>
@@ -12533,7 +12533,7 @@
         <w:rPr>
           <w:lang w:val="en_US" w:bidi="en_US"/>
         </w:rPr>
-        <w:t>Romans 13:9</w:t>
+        <w:t>Romans 13:9 (#1)</w:t>
       </w:r>
       <w:r>
         <w:rPr>
@@ -12596,7 +12596,7 @@
         <w:rPr>
           <w:lang w:val="en_US" w:bidi="en_US"/>
         </w:rPr>
-        <w:t>Romans 13:10</w:t>
+        <w:t>Romans 13:10 (#1)</w:t>
       </w:r>
       <w:r>
         <w:rPr>
@@ -12659,7 +12659,7 @@
         <w:rPr>
           <w:lang w:val="en_US" w:bidi="en_US"/>
         </w:rPr>
-        <w:t>Romans 13:12</w:t>
+        <w:t>Romans 13:12 (#1)</w:t>
       </w:r>
       <w:r>
         <w:rPr>
@@ -12722,7 +12722,7 @@
         <w:rPr>
           <w:lang w:val="en_US" w:bidi="en_US"/>
         </w:rPr>
-        <w:t>Romans 13:13</w:t>
+        <w:t>Romans 13:13 (#1)</w:t>
       </w:r>
       <w:r>
         <w:rPr>
@@ -12785,7 +12785,7 @@
         <w:rPr>
           <w:lang w:val="en_US" w:bidi="en_US"/>
         </w:rPr>
-        <w:t>Romans 13:14</w:t>
+        <w:t>Romans 13:14 (#1)</w:t>
       </w:r>
       <w:r>
         <w:rPr>
@@ -12848,7 +12848,7 @@
         <w:rPr>
           <w:lang w:val="en_US" w:bidi="en_US"/>
         </w:rPr>
-        <w:t>Romans 14:2</w:t>
+        <w:t>Romans 14:2 (#1)</w:t>
       </w:r>
       <w:r>
         <w:rPr>
@@ -12911,7 +12911,7 @@
         <w:rPr>
           <w:lang w:val="en_US" w:bidi="en_US"/>
         </w:rPr>
-        <w:t>Romans 14:3</w:t>
+        <w:t>Romans 14:3 (#1)</w:t>
       </w:r>
       <w:r>
         <w:rPr>
@@ -12974,7 +12974,7 @@
         <w:rPr>
           <w:lang w:val="en_US" w:bidi="en_US"/>
         </w:rPr>
-        <w:t>Romans 14:3–4</w:t>
+        <w:t>Romans 14:3–4 (#1)</w:t>
       </w:r>
       <w:r>
         <w:rPr>
@@ -13037,7 +13037,7 @@
         <w:rPr>
           <w:lang w:val="en_US" w:bidi="en_US"/>
         </w:rPr>
-        <w:t>Romans 14:5</w:t>
+        <w:t>Romans 14:5 (#1)</w:t>
       </w:r>
       <w:r>
         <w:rPr>
@@ -13100,7 +13100,7 @@
         <w:rPr>
           <w:lang w:val="en_US" w:bidi="en_US"/>
         </w:rPr>
-        <w:t>Romans 14:7–8</w:t>
+        <w:t>Romans 14:7–8 (#1)</w:t>
       </w:r>
       <w:r>
         <w:rPr>
@@ -13163,7 +13163,7 @@
         <w:rPr>
           <w:lang w:val="en_US" w:bidi="en_US"/>
         </w:rPr>
-        <w:t>Romans 14:10</w:t>
+        <w:t>Romans 14:10 (#1)</w:t>
       </w:r>
       <w:r>
         <w:rPr>
@@ -13226,7 +13226,7 @@
         <w:rPr>
           <w:lang w:val="en_US" w:bidi="en_US"/>
         </w:rPr>
-        <w:t>Romans 14:13</w:t>
+        <w:t>Romans 14:13 (#1)</w:t>
       </w:r>
       <w:r>
         <w:rPr>
@@ -13289,7 +13289,7 @@
         <w:rPr>
           <w:lang w:val="en_US" w:bidi="en_US"/>
         </w:rPr>
-        <w:t>Romans 14:14</w:t>
+        <w:t>Romans 14:14 (#1)</w:t>
       </w:r>
       <w:r>
         <w:rPr>
@@ -13352,7 +13352,7 @@
         <w:rPr>
           <w:lang w:val="en_US" w:bidi="en_US"/>
         </w:rPr>
-        <w:t>Romans 14:17</w:t>
+        <w:t>Romans 14:17 (#1)</w:t>
       </w:r>
       <w:r>
         <w:rPr>
@@ -13415,7 +13415,7 @@
         <w:rPr>
           <w:lang w:val="en_US" w:bidi="en_US"/>
         </w:rPr>
-        <w:t>Romans 14:21</w:t>
+        <w:t>Romans 14:21 (#1)</w:t>
       </w:r>
       <w:r>
         <w:rPr>
@@ -13478,7 +13478,7 @@
         <w:rPr>
           <w:lang w:val="en_US" w:bidi="en_US"/>
         </w:rPr>
-        <w:t>Romans 14:23</w:t>
+        <w:t>Romans 14:23 (#1)</w:t>
       </w:r>
       <w:r>
         <w:rPr>
@@ -13541,7 +13541,7 @@
         <w:rPr>
           <w:lang w:val="en_US" w:bidi="en_US"/>
         </w:rPr>
-        <w:t>Romans 15:1–2</w:t>
+        <w:t>Romans 15:1–2 (#1)</w:t>
       </w:r>
       <w:r>
         <w:rPr>
@@ -13604,7 +13604,7 @@
         <w:rPr>
           <w:lang w:val="en_US" w:bidi="en_US"/>
         </w:rPr>
-        <w:t>Romans 15:3</w:t>
+        <w:t>Romans 15:3 (#1)</w:t>
       </w:r>
       <w:r>
         <w:rPr>
@@ -13667,7 +13667,7 @@
         <w:rPr>
           <w:lang w:val="en_US" w:bidi="en_US"/>
         </w:rPr>
-        <w:t>Romans 15:4</w:t>
+        <w:t>Romans 15:4 (#1)</w:t>
       </w:r>
       <w:r>
         <w:rPr>
@@ -13730,7 +13730,7 @@
         <w:rPr>
           <w:lang w:val="en_US" w:bidi="en_US"/>
         </w:rPr>
-        <w:t>Romans 15:5</w:t>
+        <w:t>Romans 15:5 (#1)</w:t>
       </w:r>
       <w:r>
         <w:rPr>
@@ -13793,7 +13793,7 @@
         <w:rPr>
           <w:lang w:val="en_US" w:bidi="en_US"/>
         </w:rPr>
-        <w:t>Romans 15:8–9</w:t>
+        <w:t>Romans 15:8–9 (#1)</w:t>
       </w:r>
       <w:r>
         <w:rPr>
@@ -13856,7 +13856,7 @@
         <w:rPr>
           <w:lang w:val="en_US" w:bidi="en_US"/>
         </w:rPr>
-        <w:t>Romans 15:10–11</w:t>
+        <w:t>Romans 15:10–11 (#1)</w:t>
       </w:r>
       <w:r>
         <w:rPr>
@@ -13919,7 +13919,7 @@
         <w:rPr>
           <w:lang w:val="en_US" w:bidi="en_US"/>
         </w:rPr>
-        <w:t>Romans 15:13</w:t>
+        <w:t>Romans 15:13 (#1)</w:t>
       </w:r>
       <w:r>
         <w:rPr>
@@ -13982,7 +13982,7 @@
         <w:rPr>
           <w:lang w:val="en_US" w:bidi="en_US"/>
         </w:rPr>
-        <w:t>Romans 15:16</w:t>
+        <w:t>Romans 15:16 (#1)</w:t>
       </w:r>
       <w:r>
         <w:rPr>
@@ -14045,7 +14045,7 @@
         <w:rPr>
           <w:lang w:val="en_US" w:bidi="en_US"/>
         </w:rPr>
-        <w:t>Romans 15:18–19</w:t>
+        <w:t>Romans 15:18–19 (#1)</w:t>
       </w:r>
       <w:r>
         <w:rPr>
@@ -14108,7 +14108,7 @@
         <w:rPr>
           <w:lang w:val="en_US" w:bidi="en_US"/>
         </w:rPr>
-        <w:t>Romans 15:20–21</w:t>
+        <w:t>Romans 15:20–21 (#1)</w:t>
       </w:r>
       <w:r>
         <w:rPr>
@@ -14171,7 +14171,7 @@
         <w:rPr>
           <w:lang w:val="en_US" w:bidi="en_US"/>
         </w:rPr>
-        <w:t>Romans 15:24</w:t>
+        <w:t>Romans 15:24 (#1)</w:t>
       </w:r>
       <w:r>
         <w:rPr>
@@ -14234,7 +14234,7 @@
         <w:rPr>
           <w:lang w:val="en_US" w:bidi="en_US"/>
         </w:rPr>
-        <w:t>Romans 15:25</w:t>
+        <w:t>Romans 15:25 (#1)</w:t>
       </w:r>
       <w:r>
         <w:rPr>
@@ -14297,7 +14297,7 @@
         <w:rPr>
           <w:lang w:val="en_US" w:bidi="en_US"/>
         </w:rPr>
-        <w:t>Romans 15:27</w:t>
+        <w:t>Romans 15:27 (#1)</w:t>
       </w:r>
       <w:r>
         <w:rPr>
@@ -14360,7 +14360,7 @@
         <w:rPr>
           <w:lang w:val="en_US" w:bidi="en_US"/>
         </w:rPr>
-        <w:t>Romans 15:31</w:t>
+        <w:t>Romans 15:31 (#1)</w:t>
       </w:r>
       <w:r>
         <w:rPr>
@@ -14423,7 +14423,7 @@
         <w:rPr>
           <w:lang w:val="en_US" w:bidi="en_US"/>
         </w:rPr>
-        <w:t>Romans 16:1–2</w:t>
+        <w:t>Romans 16:1–2 (#1)</w:t>
       </w:r>
       <w:r>
         <w:rPr>
@@ -14486,7 +14486,7 @@
         <w:rPr>
           <w:lang w:val="en_US" w:bidi="en_US"/>
         </w:rPr>
-        <w:t>Romans 16:4</w:t>
+        <w:t>Romans 16:4 (#1)</w:t>
       </w:r>
       <w:r>
         <w:rPr>
@@ -14549,7 +14549,7 @@
         <w:rPr>
           <w:lang w:val="en_US" w:bidi="en_US"/>
         </w:rPr>
-        <w:t>Romans 16:5</w:t>
+        <w:t>Romans 16:5 (#1)</w:t>
       </w:r>
       <w:r>
         <w:rPr>
@@ -14612,7 +14612,7 @@
         <w:rPr>
           <w:lang w:val="en_US" w:bidi="en_US"/>
         </w:rPr>
-        <w:t>Romans 16:7</w:t>
+        <w:t>Romans 16:7 (#1)</w:t>
       </w:r>
       <w:r>
         <w:rPr>
@@ -14675,7 +14675,7 @@
         <w:rPr>
           <w:lang w:val="en_US" w:bidi="en_US"/>
         </w:rPr>
-        <w:t>Romans 16:16</w:t>
+        <w:t>Romans 16:16 (#1)</w:t>
       </w:r>
       <w:r>
         <w:rPr>
@@ -14738,7 +14738,7 @@
         <w:rPr>
           <w:lang w:val="en_US" w:bidi="en_US"/>
         </w:rPr>
-        <w:t>Romans 16:17</w:t>
+        <w:t>Romans 16:17 (#1)</w:t>
       </w:r>
       <w:r>
         <w:rPr>
@@ -14801,7 +14801,7 @@
         <w:rPr>
           <w:lang w:val="en_US" w:bidi="en_US"/>
         </w:rPr>
-        <w:t>Romans 16:17–18</w:t>
+        <w:t>Romans 16:17–18 (#1)</w:t>
       </w:r>
       <w:r>
         <w:rPr>
@@ -14864,7 +14864,7 @@
         <w:rPr>
           <w:lang w:val="en_US" w:bidi="en_US"/>
         </w:rPr>
-        <w:t>Romans 16:19</w:t>
+        <w:t>Romans 16:19 (#1)</w:t>
       </w:r>
       <w:r>
         <w:rPr>
@@ -14927,7 +14927,7 @@
         <w:rPr>
           <w:lang w:val="en_US" w:bidi="en_US"/>
         </w:rPr>
-        <w:t>Romans 16:20</w:t>
+        <w:t>Romans 16:20 (#1)</w:t>
       </w:r>
       <w:r>
         <w:rPr>
@@ -14990,7 +14990,7 @@
         <w:rPr>
           <w:lang w:val="en_US" w:bidi="en_US"/>
         </w:rPr>
-        <w:t>Romans 16:22</w:t>
+        <w:t>Romans 16:22 (#1)</w:t>
       </w:r>
       <w:r>
         <w:rPr>
@@ -15053,7 +15053,7 @@
         <w:rPr>
           <w:lang w:val="en_US" w:bidi="en_US"/>
         </w:rPr>
-        <w:t>Romans 16:23</w:t>
+        <w:t>Romans 16:23 (#1)</w:t>
       </w:r>
       <w:r>
         <w:rPr>
@@ -15116,7 +15116,7 @@
         <w:rPr>
           <w:lang w:val="en_US" w:bidi="en_US"/>
         </w:rPr>
-        <w:t>Romans 16:25–26</w:t>
+        <w:t>Romans 16:25–26 (#1)</w:t>
       </w:r>
       <w:r>
         <w:rPr>
@@ -15179,7 +15179,7 @@
         <w:rPr>
           <w:lang w:val="en_US" w:bidi="en_US"/>
         </w:rPr>
-        <w:t>Romans 16:26</w:t>
+        <w:t>Romans 16:26 (#1)</w:t>
       </w:r>
       <w:r>
         <w:rPr>

--- a/eng/docx/45.content.docx
+++ b/eng/docx/45.content.docx
@@ -6820,7 +6820,7 @@
           <w:b/>
           <w:lang w:val="en_US" w:bidi="en_US"/>
         </w:rPr>
-        <w:t>What is causing him to do do the things that Paul does, but does not wish to do?</w:t>
+        <w:t>What is causing him to do the things that Paul does, but does not wish to do?</w:t>
       </w:r>
     </w:p>
     <w:p>
